--- a/eng/docx/65.content.docx
+++ b/eng/docx/65.content.docx
@@ -582,7 +582,7 @@
         <w:rPr>
           <w:lang w:val="en_US" w:bidi="en_US"/>
         </w:rPr>
-        <w:t xml:space="preserve"> and </w:t>
+        <w:t xml:space="preserve">; and </w:t>
       </w:r>
       <w:r>
         <w:rPr>
@@ -629,7 +629,40 @@
         <w:rPr>
           <w:lang w:val="en_US" w:bidi="en_US"/>
         </w:rPr>
-        <w:t>For the following verse, there are differences between some of the ancient manuscripts. The ULT text follows the reading that most scholars consider to be original and puts the other reading in a footnote. If a translation of the Bible exists in the language of wider communication in the region, translators may want to consider using the reading found in that version. If not, translators are advised to follow the reading in the ULT. * “that Jesus, having saved a people out of the land of Egypt” (1:5). Some ancient manuscripts have, “that the Lord, having saved a people out of the land of Egypt.”</w:t>
+        <w:t>For the following verse, there are differences between some of the ancient manuscripts. The ULT text follows the reading that most scholars consider to be original and puts the other reading in a footnote. If a translation of the Bible exists in the language of wider communication in the region, translators may want to consider using the reading found in that version. If not, translators are advised to follow the reading in the ULT.</w:t>
+      </w:r>
+      <w:r>
+        <w:rPr>
+          <w:lang w:val="en_US" w:bidi="en_US"/>
+        </w:rPr>
+      </w:r>
+      <w:r>
+        <w:rPr>
+          <w:lang w:val="en_US" w:bidi="en_US"/>
+        </w:rPr>
+      </w:r>
+    </w:p>
+    <w:p>
+      <w:pPr>
+        <w:pStyle w:val="ListBullet"/>
+        <w:spacing w:line="240" w:lineRule="auto"/>
+        <w:ind w:left="720"/>
+      </w:pPr>
+      <w:r>
+        <w:rPr>
+          <w:lang w:val="en_US" w:bidi="en_US"/>
+        </w:rPr>
+      </w:r>
+      <w:r>
+        <w:rPr>
+          <w:lang w:val="en_US" w:bidi="en_US"/>
+        </w:rPr>
+        <w:t>“that Jesus, having saved a people out of the land of Egypt” (1:5). Some ancient manuscripts have, “that the Lord, having saved a people out of the land of Egypt.”</w:t>
+      </w:r>
+      <w:r>
+        <w:rPr>
+          <w:lang w:val="en_US" w:bidi="en_US"/>
+        </w:rPr>
       </w:r>
       <w:r>
         <w:rPr>

--- a/eng/docx/65.content.docx
+++ b/eng/docx/65.content.docx
@@ -5560,6 +5560,117 @@
         <w:rPr>
           <w:lang w:val="en_US" w:bidi="en_US"/>
         </w:rPr>
+        <w:t>Jude 1:6 (#1)</w:t>
+      </w:r>
+      <w:r>
+        <w:rPr>
+          <w:lang w:val="en_US" w:bidi="en_US"/>
+        </w:rPr>
+      </w:r>
+    </w:p>
+    <w:p>
+      <w:pPr/>
+      <w:r>
+        <w:rPr>
+          <w:lang w:val="en_US" w:bidi="en_US"/>
+        </w:rPr>
+      </w:r>
+      <w:r>
+        <w:rPr>
+          <w:b/>
+          <w:lang w:val="en_US" w:bidi="en_US"/>
+        </w:rPr>
+        <w:t>τοὺς μὴ τηρήσαντας τὴν ἑαυτῶν ἀρχὴν</w:t>
+      </w:r>
+    </w:p>
+    <w:p>
+      <w:pPr/>
+      <w:r>
+        <w:rPr>
+          <w:lang w:val="en_US" w:bidi="en_US"/>
+        </w:rPr>
+      </w:r>
+      <w:r>
+        <w:rPr>
+          <w:b/>
+          <w:lang w:val="en_US" w:bidi="en_US"/>
+        </w:rPr>
+        <w:t>"not having kept their own domain"</w:t>
+      </w:r>
+    </w:p>
+    <w:p>
+      <w:pPr/>
+      <w:r>
+        <w:rPr>
+          <w:lang w:val="en_US" w:bidi="en_US"/>
+        </w:rPr>
+      </w:r>
+      <w:r>
+        <w:rPr>
+          <w:lang w:val="en_US" w:bidi="en_US"/>
+        </w:rPr>
+        <w:t xml:space="preserve">Jude uses this phrase to distinguish the </w:t>
+      </w:r>
+      <w:r>
+        <w:rPr>
+          <w:b/>
+          <w:lang w:val="en_US" w:bidi="en_US"/>
+        </w:rPr>
+        <w:t>angels</w:t>
+      </w:r>
+      <w:r>
+        <w:rPr>
+          <w:lang w:val="en_US" w:bidi="en_US"/>
+        </w:rPr>
+        <w:t xml:space="preserve"> who were kept by God for judgment from those who were not.</w:t>
+      </w:r>
+    </w:p>
+    <w:p>
+      <w:pPr/>
+      <w:r>
+        <w:rPr>
+          <w:lang w:val="en_US" w:bidi="en_US"/>
+        </w:rPr>
+      </w:r>
+      <w:r>
+        <w:rPr>
+          <w:lang w:val="en_US" w:bidi="en_US"/>
+        </w:rPr>
+        <w:t xml:space="preserve">See: </w:t>
+      </w:r>
+      <w:r>
+        <w:rPr>
+          <w:lang w:val="en_US" w:bidi="en_US"/>
+        </w:rPr>
+        <w:t>Distinguishing Versus Informing or Reminding</w:t>
+      </w:r>
+      <w:r>
+        <w:rPr>
+          <w:lang w:val="en_US" w:bidi="en_US"/>
+        </w:rPr>
+      </w:r>
+      <w:r>
+        <w:rPr>
+          <w:lang w:val="en_US" w:bidi="en_US"/>
+        </w:rPr>
+      </w:r>
+    </w:p>
+    <w:p>
+      <w:pPr/>
+      <w:r>
+        <w:rPr>
+          <w:lang w:val="en_US" w:bidi="en_US"/>
+        </w:rPr>
+      </w:r>
+    </w:p>
+    <w:p>
+      <w:pPr>
+        <w:pStyle w:val="Heading2"/>
+      </w:pPr>
+      <w:r>
+        <w:rPr>
+          <w:lang w:val="en_US" w:bidi="en_US"/>
+        </w:rPr>
         <w:t>Jude 1:6 (#8)</w:t>
       </w:r>
       <w:r>
@@ -5622,7 +5733,19 @@
         <w:rPr>
           <w:lang w:val="en_US" w:bidi="en_US"/>
         </w:rPr>
-        <w:t xml:space="preserve"> refers to “the day of the Lord,” which is the time when God judges everyone, and Jesus returns to earth. (See: [[rc://*/tw/dict/bible/kt/dayofthelord]]) If it would be helpful to your readers, you could express this explicitly. Alternate translation: [the great day of the Lord]</w:t>
+        <w:t xml:space="preserve"> refers to “the day of the Lord,” which is the time when God judges everyone, and Jesus returns to earth. (See: </w:t>
+      </w:r>
+      <w:r>
+        <w:rPr>
+          <w:lang w:val="en_US" w:bidi="en_US"/>
+        </w:rPr>
+        <w:t>day of the Lord, day of Yahweh</w:t>
+      </w:r>
+      <w:r>
+        <w:rPr>
+          <w:lang w:val="en_US" w:bidi="en_US"/>
+        </w:rPr>
+        <w:t>) If it would be helpful to your readers, you could express this explicitly. Alternate translation: [the great day of the Lord]</w:t>
       </w:r>
     </w:p>
     <w:p>
@@ -5643,117 +5766,6 @@
           <w:lang w:val="en_US" w:bidi="en_US"/>
         </w:rPr>
         <w:t>Assumed Knowledge and Implicit Information</w:t>
-      </w:r>
-      <w:r>
-        <w:rPr>
-          <w:lang w:val="en_US" w:bidi="en_US"/>
-        </w:rPr>
-      </w:r>
-      <w:r>
-        <w:rPr>
-          <w:lang w:val="en_US" w:bidi="en_US"/>
-        </w:rPr>
-      </w:r>
-    </w:p>
-    <w:p>
-      <w:pPr/>
-      <w:r>
-        <w:rPr>
-          <w:lang w:val="en_US" w:bidi="en_US"/>
-        </w:rPr>
-      </w:r>
-    </w:p>
-    <w:p>
-      <w:pPr>
-        <w:pStyle w:val="Heading2"/>
-      </w:pPr>
-      <w:r>
-        <w:rPr>
-          <w:lang w:val="en_US" w:bidi="en_US"/>
-        </w:rPr>
-        <w:t>Jude 1:6 (#1)</w:t>
-      </w:r>
-      <w:r>
-        <w:rPr>
-          <w:lang w:val="en_US" w:bidi="en_US"/>
-        </w:rPr>
-      </w:r>
-    </w:p>
-    <w:p>
-      <w:pPr/>
-      <w:r>
-        <w:rPr>
-          <w:lang w:val="en_US" w:bidi="en_US"/>
-        </w:rPr>
-      </w:r>
-      <w:r>
-        <w:rPr>
-          <w:b/>
-          <w:lang w:val="en_US" w:bidi="en_US"/>
-        </w:rPr>
-        <w:t>τοὺς μὴ τηρήσαντας τὴν ἑαυτῶν ἀρχὴν</w:t>
-      </w:r>
-    </w:p>
-    <w:p>
-      <w:pPr/>
-      <w:r>
-        <w:rPr>
-          <w:lang w:val="en_US" w:bidi="en_US"/>
-        </w:rPr>
-      </w:r>
-      <w:r>
-        <w:rPr>
-          <w:b/>
-          <w:lang w:val="en_US" w:bidi="en_US"/>
-        </w:rPr>
-        <w:t>"not having kept their own domain"</w:t>
-      </w:r>
-    </w:p>
-    <w:p>
-      <w:pPr/>
-      <w:r>
-        <w:rPr>
-          <w:lang w:val="en_US" w:bidi="en_US"/>
-        </w:rPr>
-      </w:r>
-      <w:r>
-        <w:rPr>
-          <w:lang w:val="en_US" w:bidi="en_US"/>
-        </w:rPr>
-        <w:t xml:space="preserve">Jude uses this phrase to distinguish the </w:t>
-      </w:r>
-      <w:r>
-        <w:rPr>
-          <w:b/>
-          <w:lang w:val="en_US" w:bidi="en_US"/>
-        </w:rPr>
-        <w:t>angels</w:t>
-      </w:r>
-      <w:r>
-        <w:rPr>
-          <w:lang w:val="en_US" w:bidi="en_US"/>
-        </w:rPr>
-        <w:t xml:space="preserve"> who were kept by God for judgment from those who were not.</w:t>
-      </w:r>
-    </w:p>
-    <w:p>
-      <w:pPr/>
-      <w:r>
-        <w:rPr>
-          <w:lang w:val="en_US" w:bidi="en_US"/>
-        </w:rPr>
-      </w:r>
-      <w:r>
-        <w:rPr>
-          <w:lang w:val="en_US" w:bidi="en_US"/>
-        </w:rPr>
-        <w:t xml:space="preserve">See: </w:t>
-      </w:r>
-      <w:r>
-        <w:rPr>
-          <w:lang w:val="en_US" w:bidi="en_US"/>
-        </w:rPr>
-        <w:t>Distinguishing Versus Informing or Reminding</w:t>
       </w:r>
       <w:r>
         <w:rPr>
